--- a/docs/M2_RE_07_M2aLowIrradiance.docx
+++ b/docs/M2_RE_07_M2aLowIrradiance.docx
@@ -367,7 +367,7 @@
         <w:t xml:space="preserve"> </w:t>
       </w:r>
       <w:r>
-        <w:t xml:space="preserve">(kini 33 sheet)</w:t>
+        <w:t xml:space="preserve">(33 sheet saat iterasi 7; kini 46)</w:t>
       </w:r>
       <w:r>
         <w:t xml:space="preserve"> </w:t>
@@ -6200,7 +6200,7 @@
         <w:pStyle w:val="Compact"/>
       </w:pPr>
       <w:r>
-        <w:t xml:space="preserve">Verified: audit formula + Python recompute vs literal workbook + regen 0-diff (reproduksi PENUH, bukan approksimas</w:t>
+        <w:t xml:space="preserve">Verified: audit formula + Python recompute vs literal workbook + regen 0-diff (reproduksi PENUH, bukan approksimasi)</w:t>
       </w:r>
     </w:p>
     <w:sectPr/>
